--- a/week-8-rich-tasks/week-8-rich-task.docx
+++ b/week-8-rich-tasks/week-8-rich-task.docx
@@ -1,17 +1,22 @@
 
 <file path=word/document.xml><?xml version="1.0" encoding="utf-8"?>
-<w:document xmlns:o="urn:schemas-microsoft-com:office:office" xmlns:r="http://schemas.openxmlformats.org/officeDocument/2006/relationships" xmlns:v="urn:schemas-microsoft-com:vml" xmlns:w="http://schemas.openxmlformats.org/wordprocessingml/2006/main" xmlns:w10="urn:schemas-microsoft-com:office:word" xmlns:wp="http://schemas.openxmlformats.org/drawingml/2006/wordprocessingDrawing" xmlns:pic="http://schemas.openxmlformats.org/drawingml/2006/picture" xmlns:wps="http://schemas.microsoft.com/office/word/2010/wordprocessingShape" xmlns:wpg="http://schemas.microsoft.com/office/word/2010/wordprocessingGroup" xmlns:mc="http://schemas.openxmlformats.org/markup-compatibility/2006" xmlns:wp14="http://schemas.microsoft.com/office/word/2010/wordprocessingDrawing" xmlns:w14="http://schemas.microsoft.com/office/word/2010/wordml" xmlns:w15="http://schemas.microsoft.com/office/word/2012/wordml" mc:Ignorable="w14 wp14 w15">
+<w:document xmlns:wpc="http://schemas.microsoft.com/office/word/2010/wordprocessingCanvas" xmlns:mc="http://schemas.openxmlformats.org/markup-compatibility/2006" xmlns:o="urn:schemas-microsoft-com:office:office" xmlns:r="http://schemas.openxmlformats.org/officeDocument/2006/relationships" xmlns:m="http://schemas.openxmlformats.org/officeDocument/2006/math" xmlns:v="urn:schemas-microsoft-com:vml" xmlns:wp14="http://schemas.microsoft.com/office/word/2010/wordprocessingDrawing" xmlns:wp="http://schemas.openxmlformats.org/drawingml/2006/wordprocessingDrawing" xmlns:w10="urn:schemas-microsoft-com:office:word" xmlns:w="http://schemas.openxmlformats.org/wordprocessingml/2006/main" xmlns:w14="http://schemas.microsoft.com/office/word/2010/wordml" xmlns:w15="http://schemas.microsoft.com/office/word/2012/wordml" xmlns:w16se="http://schemas.microsoft.com/office/word/2015/wordml/symex" xmlns:w16cid="http://schemas.microsoft.com/office/word/2016/wordml/cid" xmlns:w16="http://schemas.microsoft.com/office/word/2018/wordml" xmlns:w16cex="http://schemas.microsoft.com/office/word/2018/wordml/cex" xmlns:w16sdtdh="http://schemas.microsoft.com/office/word/2020/wordml/sdtdatahash" xmlns:wne="http://schemas.microsoft.com/office/word/2006/wordml" xmlns:wpg="http://schemas.microsoft.com/office/word/2010/wordprocessingGroup" xmlns:wps="http://schemas.microsoft.com/office/word/2010/wordprocessingShape" mc:Ignorable="w14 w15 w16se w16cid w16 w16cex w16sdtdh wp14">
   <w:body>
     <w:p>
       <w:pPr>
         <w:pStyle w:val="Normal"/>
-        <w:spacing w:lineRule="auto" w:line="240" w:before="0" w:after="0"/>
-        <w:rPr/>
+        <w:spacing w:before="0" w:after="0" w:line="240" w:lineRule="auto"/>
+        <w:jc w:val="start"/>
       </w:pPr>
       <w:r>
         <w:rPr>
+          <w:rFonts w:ascii="Calibri" w:hAnsi="Calibri" w:eastAsia="ＭＳ 明朝" w:cs="Calibri"/>
           <w:b/>
+          <w:bCs/>
+          <w:color w:val="1F2933"/>
+          <w:kern w:val="0"/>
           <w:sz w:val="28"/>
+          <w:szCs w:val="22"/>
         </w:rPr>
         <w:t>Rich Task — Making Understanding Visible</w:t>
       </w:r>
@@ -19,13 +24,18 @@
     <w:p>
       <w:pPr>
         <w:pStyle w:val="Normal"/>
-        <w:spacing w:lineRule="auto" w:line="240" w:before="0" w:after="0"/>
-        <w:rPr/>
+        <w:spacing w:before="0" w:after="0" w:line="240" w:lineRule="auto"/>
+        <w:jc w:val="start"/>
       </w:pPr>
       <w:r>
         <w:rPr>
+          <w:rFonts w:ascii="Calibri" w:hAnsi="Calibri" w:eastAsia="ＭＳ 明朝" w:cs="Calibri"/>
           <w:b/>
+          <w:bCs/>
+          <w:color w:val="1F2933"/>
+          <w:kern w:val="0"/>
           <w:sz w:val="28"/>
+          <w:szCs w:val="22"/>
         </w:rPr>
         <w:t>Week 8 · TCE 318P FA26 (Edwards)</w:t>
       </w:r>
@@ -33,13 +43,18 @@
     <w:p>
       <w:pPr>
         <w:pStyle w:val="Normal"/>
-        <w:spacing w:lineRule="auto" w:line="240" w:before="0" w:after="0"/>
-        <w:rPr/>
+        <w:spacing w:before="0" w:after="0" w:line="240" w:lineRule="auto"/>
+        <w:jc w:val="start"/>
       </w:pPr>
       <w:r>
         <w:rPr>
+          <w:rFonts w:ascii="Calibri" w:hAnsi="Calibri" w:eastAsia="ＭＳ 明朝" w:cs="Calibri"/>
           <w:b/>
+          <w:bCs/>
+          <w:color w:val="1F2933"/>
+          <w:kern w:val="0"/>
           <w:sz w:val="28"/>
+          <w:szCs w:val="22"/>
         </w:rPr>
         <w:t>25 points possible</w:t>
       </w:r>
@@ -47,13 +62,18 @@
     <w:p>
       <w:pPr>
         <w:pStyle w:val="Normal"/>
-        <w:spacing w:lineRule="auto" w:line="240" w:before="120" w:after="0"/>
-        <w:rPr/>
+        <w:spacing w:before="120" w:after="0" w:line="240" w:lineRule="auto"/>
+        <w:jc w:val="start"/>
       </w:pPr>
       <w:r>
         <w:rPr>
+          <w:rFonts w:ascii="Calibri" w:hAnsi="Calibri" w:eastAsia="ＭＳ 明朝" w:cs="Calibri"/>
           <w:b/>
+          <w:bCs/>
+          <w:color w:val="1F2933"/>
+          <w:kern w:val="0"/>
           <w:sz w:val="24"/>
+          <w:szCs w:val="22"/>
         </w:rPr>
         <w:t>1. What's This All About?</w:t>
       </w:r>
@@ -61,209 +81,312 @@
     <w:p>
       <w:pPr>
         <w:pStyle w:val="Normal"/>
-        <w:spacing w:lineRule="auto" w:line="240" w:before="0" w:after="0"/>
-        <w:rPr/>
+        <w:spacing w:before="0" w:after="0" w:line="240" w:lineRule="auto"/>
+        <w:jc w:val="start"/>
       </w:pPr>
       <w:r>
-        <w:rPr/>
+        <w:rPr>
+          <w:rFonts w:ascii="Calibri" w:hAnsi="Calibri" w:eastAsia="ＭＳ 明朝" w:cs="Calibri"/>
+          <w:color w:val="1F2933"/>
+          <w:kern w:val="0"/>
+          <w:sz w:val="22"/>
+          <w:szCs w:val="22"/>
+        </w:rPr>
         <w:t>Your research question asks how one learner understands a piece of mathematics. Now you build the instrument that lets you find out: a rich task, the During of your nested lesson. Its job is to make your learner's understanding of your concept visible, so the work they produce becomes evidence you can analyze. Most of your Case Study evidence will come from what your learner does with this task.</w:t>
       </w:r>
     </w:p>
     <w:p>
       <w:pPr>
         <w:pStyle w:val="Normal"/>
-        <w:spacing w:lineRule="auto" w:line="240" w:before="0" w:after="0"/>
-        <w:rPr/>
-      </w:pPr>
-      <w:r>
-        <w:rPr/>
-      </w:r>
+        <w:spacing w:before="0" w:after="0" w:line="240" w:lineRule="auto"/>
+        <w:jc w:val="start"/>
+      </w:pPr>
+      <w:r/>
     </w:p>
     <w:p>
       <w:pPr>
         <w:pStyle w:val="Normal"/>
-        <w:spacing w:lineRule="auto" w:line="240" w:before="0" w:after="0"/>
-        <w:rPr/>
+        <w:spacing w:before="0" w:after="0" w:line="240" w:lineRule="auto"/>
+        <w:jc w:val="start"/>
       </w:pPr>
       <w:r>
-        <w:rPr/>
+        <w:rPr>
+          <w:rFonts w:ascii="Calibri" w:hAnsi="Calibri" w:eastAsia="ＭＳ 明朝" w:cs="Calibri"/>
+          <w:color w:val="1F2933"/>
+          <w:kern w:val="0"/>
+          <w:sz w:val="22"/>
+          <w:szCs w:val="22"/>
+        </w:rPr>
         <w:t>This is not “find any problem.”</w:t>
       </w:r>
     </w:p>
     <w:p>
       <w:pPr>
         <w:pStyle w:val="Normal"/>
-        <w:spacing w:lineRule="auto" w:line="240" w:before="0" w:after="0"/>
-        <w:rPr/>
-      </w:pPr>
-      <w:r>
-        <w:rPr/>
-      </w:r>
+        <w:spacing w:before="0" w:after="0" w:line="240" w:lineRule="auto"/>
+        <w:jc w:val="start"/>
+      </w:pPr>
+      <w:r/>
     </w:p>
     <w:p>
       <w:pPr>
         <w:pStyle w:val="Normal"/>
-        <w:spacing w:lineRule="auto" w:line="240" w:before="0" w:after="0"/>
-        <w:rPr/>
+        <w:spacing w:before="0" w:after="0" w:line="240" w:lineRule="auto"/>
+        <w:jc w:val="start"/>
       </w:pPr>
       <w:r>
-        <w:rPr/>
+        <w:rPr>
+          <w:rFonts w:ascii="Calibri" w:hAnsi="Calibri" w:eastAsia="ＭＳ 明朝" w:cs="Calibri"/>
+          <w:color w:val="1F2933"/>
+          <w:kern w:val="0"/>
+          <w:sz w:val="22"/>
+          <w:szCs w:val="22"/>
+        </w:rPr>
         <w:t>A rich task has specific characteristics, and yours must genuinely have them:</w:t>
       </w:r>
     </w:p>
     <w:p>
       <w:pPr>
         <w:pStyle w:val="ListBullet"/>
+        <w:contextualSpacing/>
         <w:numPr>
           <w:ilvl w:val="0"/>
           <w:numId w:val="1"/>
         </w:numPr>
-        <w:spacing w:lineRule="auto" w:line="240" w:before="0" w:after="0"/>
-        <w:contextualSpacing/>
-        <w:rPr/>
+        <w:spacing w:before="0" w:after="0" w:line="240" w:lineRule="auto"/>
+        <w:ind w:left="360" w:hanging="360"/>
+        <w:jc w:val="start"/>
       </w:pPr>
       <w:r>
         <w:rPr>
+          <w:rFonts w:ascii="Calibri" w:hAnsi="Calibri" w:eastAsia="ＭＳ 明朝" w:cs="Calibri"/>
           <w:b/>
+          <w:bCs/>
+          <w:color w:val="1F2933"/>
+          <w:kern w:val="0"/>
+          <w:sz w:val="22"/>
+          <w:szCs w:val="22"/>
         </w:rPr>
         <w:t>Worthwhile mathematics.</w:t>
       </w:r>
       <w:r>
-        <w:rPr/>
+        <w:rPr>
+          <w:rFonts w:ascii="Calibri" w:hAnsi="Calibri" w:eastAsia="ＭＳ 明朝" w:cs="Calibri"/>
+          <w:color w:val="1F2933"/>
+          <w:kern w:val="0"/>
+          <w:sz w:val="22"/>
+          <w:szCs w:val="22"/>
+        </w:rPr>
         <w:t xml:space="preserve"> It targets a significant concept (your standard), not a trick or a one-step skill.</w:t>
       </w:r>
     </w:p>
     <w:p>
       <w:pPr>
         <w:pStyle w:val="ListBullet"/>
+        <w:contextualSpacing/>
         <w:numPr>
           <w:ilvl w:val="0"/>
           <w:numId w:val="1"/>
         </w:numPr>
-        <w:spacing w:lineRule="auto" w:line="240" w:before="0" w:after="0"/>
-        <w:contextualSpacing/>
-        <w:rPr/>
+        <w:spacing w:before="0" w:after="0" w:line="240" w:lineRule="auto"/>
+        <w:ind w:left="360" w:hanging="360"/>
+        <w:jc w:val="start"/>
       </w:pPr>
       <w:r>
         <w:rPr>
+          <w:rFonts w:ascii="Calibri" w:hAnsi="Calibri" w:eastAsia="ＭＳ 明朝" w:cs="Calibri"/>
           <w:b/>
+          <w:bCs/>
+          <w:color w:val="1F2933"/>
+          <w:kern w:val="0"/>
+          <w:sz w:val="22"/>
+          <w:szCs w:val="22"/>
         </w:rPr>
         <w:t>Open to learners</w:t>
       </w:r>
       <w:r>
-        <w:rPr/>
+        <w:rPr>
+          <w:rFonts w:ascii="Calibri" w:hAnsi="Calibri" w:eastAsia="ＭＳ 明朝" w:cs="Calibri"/>
+          <w:color w:val="1F2933"/>
+          <w:kern w:val="0"/>
+          <w:sz w:val="22"/>
+          <w:szCs w:val="22"/>
+        </w:rPr>
         <w:t xml:space="preserve"> (low floor, high ceiling). Your learner can get in, and it still holds real depth.</w:t>
       </w:r>
     </w:p>
     <w:p>
       <w:pPr>
         <w:pStyle w:val="ListBullet"/>
+        <w:contextualSpacing/>
         <w:numPr>
           <w:ilvl w:val="0"/>
           <w:numId w:val="1"/>
         </w:numPr>
-        <w:spacing w:lineRule="auto" w:line="240" w:before="0" w:after="0"/>
-        <w:contextualSpacing/>
-        <w:rPr/>
+        <w:spacing w:before="0" w:after="0" w:line="240" w:lineRule="auto"/>
+        <w:ind w:left="360" w:hanging="360"/>
+        <w:jc w:val="start"/>
       </w:pPr>
       <w:r>
         <w:rPr>
+          <w:rFonts w:ascii="Calibri" w:hAnsi="Calibri" w:eastAsia="ＭＳ 明朝" w:cs="Calibri"/>
           <w:b/>
+          <w:bCs/>
+          <w:color w:val="1F2933"/>
+          <w:kern w:val="0"/>
+          <w:sz w:val="22"/>
+          <w:szCs w:val="22"/>
         </w:rPr>
         <w:t>Open to strategies.</w:t>
       </w:r>
       <w:r>
-        <w:rPr/>
+        <w:rPr>
+          <w:rFonts w:ascii="Calibri" w:hAnsi="Calibri" w:eastAsia="ＭＳ 明朝" w:cs="Calibri"/>
+          <w:color w:val="1F2933"/>
+          <w:kern w:val="0"/>
+          <w:sz w:val="22"/>
+          <w:szCs w:val="22"/>
+        </w:rPr>
         <w:t xml:space="preserve"> It can be solved in genuinely different ways, with different representations (a diagram, a table, a number line, symbols).</w:t>
       </w:r>
     </w:p>
     <w:p>
       <w:pPr>
         <w:pStyle w:val="ListBullet"/>
+        <w:contextualSpacing/>
         <w:numPr>
           <w:ilvl w:val="0"/>
           <w:numId w:val="1"/>
         </w:numPr>
-        <w:spacing w:lineRule="auto" w:line="240" w:before="0" w:after="0"/>
-        <w:contextualSpacing/>
-        <w:rPr/>
+        <w:spacing w:before="0" w:after="0" w:line="240" w:lineRule="auto"/>
+        <w:ind w:left="360" w:hanging="360"/>
+        <w:jc w:val="start"/>
       </w:pPr>
       <w:r>
         <w:rPr>
+          <w:rFonts w:ascii="Calibri" w:hAnsi="Calibri" w:eastAsia="ＭＳ 明朝" w:cs="Calibri"/>
           <w:b/>
+          <w:bCs/>
+          <w:color w:val="1F2933"/>
+          <w:kern w:val="0"/>
+          <w:sz w:val="22"/>
+          <w:szCs w:val="22"/>
         </w:rPr>
         <w:t>Demands reasoning.</w:t>
       </w:r>
       <w:r>
-        <w:rPr/>
+        <w:rPr>
+          <w:rFonts w:ascii="Calibri" w:hAnsi="Calibri" w:eastAsia="ＭＳ 明朝" w:cs="Calibri"/>
+          <w:color w:val="1F2933"/>
+          <w:kern w:val="0"/>
+          <w:sz w:val="22"/>
+          <w:szCs w:val="22"/>
+        </w:rPr>
         <w:t xml:space="preserve"> It asks students to show or justify their thinking, not just give an answer, so how they think becomes visible.</w:t>
       </w:r>
     </w:p>
     <w:p>
       <w:pPr>
         <w:pStyle w:val="ListBullet"/>
+        <w:contextualSpacing/>
         <w:numPr>
           <w:ilvl w:val="0"/>
           <w:numId w:val="1"/>
         </w:numPr>
-        <w:spacing w:lineRule="auto" w:line="240" w:before="0" w:after="0"/>
-        <w:contextualSpacing/>
-        <w:rPr/>
+        <w:spacing w:before="0" w:after="0" w:line="240" w:lineRule="auto"/>
+        <w:ind w:left="360" w:hanging="360"/>
+        <w:jc w:val="start"/>
       </w:pPr>
       <w:r>
         <w:rPr>
+          <w:rFonts w:ascii="Calibri" w:hAnsi="Calibri" w:eastAsia="ＭＳ 明朝" w:cs="Calibri"/>
           <w:b/>
+          <w:bCs/>
+          <w:color w:val="1F2933"/>
+          <w:kern w:val="0"/>
+          <w:sz w:val="22"/>
+          <w:szCs w:val="22"/>
         </w:rPr>
         <w:t>Cognitively demanding.</w:t>
       </w:r>
       <w:r>
-        <w:rPr/>
+        <w:rPr>
+          <w:rFonts w:ascii="Calibri" w:hAnsi="Calibri" w:eastAsia="ＭＳ 明朝" w:cs="Calibri"/>
+          <w:color w:val="1F2933"/>
+          <w:kern w:val="0"/>
+          <w:sz w:val="22"/>
+          <w:szCs w:val="22"/>
+        </w:rPr>
         <w:t xml:space="preserve"> It can't be answered by a memorized procedure; it makes students actually do mathematics.</w:t>
       </w:r>
     </w:p>
     <w:p>
       <w:pPr>
         <w:pStyle w:val="ListBullet"/>
+        <w:contextualSpacing/>
         <w:numPr>
           <w:ilvl w:val="0"/>
           <w:numId w:val="1"/>
         </w:numPr>
-        <w:spacing w:lineRule="auto" w:line="240" w:before="0" w:after="0"/>
-        <w:contextualSpacing/>
-        <w:rPr/>
+        <w:spacing w:before="0" w:after="0" w:line="240" w:lineRule="auto"/>
+        <w:ind w:left="360" w:hanging="360"/>
+        <w:jc w:val="start"/>
       </w:pPr>
       <w:r>
         <w:rPr>
+          <w:rFonts w:ascii="Calibri" w:hAnsi="Calibri" w:eastAsia="ＭＳ 明朝" w:cs="Calibri"/>
           <w:b/>
+          <w:bCs/>
+          <w:color w:val="1F2933"/>
+          <w:kern w:val="0"/>
+          <w:sz w:val="22"/>
+          <w:szCs w:val="22"/>
         </w:rPr>
         <w:t>Extendable.</w:t>
       </w:r>
       <w:r>
-        <w:rPr/>
+        <w:rPr>
+          <w:rFonts w:ascii="Calibri" w:hAnsi="Calibri" w:eastAsia="ＭＳ 明朝" w:cs="Calibri"/>
+          <w:color w:val="1F2933"/>
+          <w:kern w:val="0"/>
+          <w:sz w:val="22"/>
+          <w:szCs w:val="22"/>
+        </w:rPr>
         <w:t xml:space="preserve"> There is a “what if…?”; it can be pushed further.</w:t>
       </w:r>
     </w:p>
     <w:p>
       <w:pPr>
         <w:pStyle w:val="Normal"/>
-        <w:spacing w:lineRule="auto" w:line="240" w:before="0" w:after="0"/>
-        <w:rPr/>
+        <w:spacing w:before="0" w:after="0" w:line="240" w:lineRule="auto"/>
+        <w:jc w:val="start"/>
       </w:pPr>
       <w:r>
-        <w:rPr/>
-        <w:t>The test of richness: if you cannot solve your task in at least three genuinely different ways, it is not rich yet. Keep building.</w:t>
+        <w:rPr>
+          <w:rFonts w:ascii="Calibri" w:hAnsi="Calibri" w:eastAsia="ＭＳ 明朝" w:cs="Calibri"/>
+          <w:color w:val="1F2933"/>
+          <w:kern w:val="0"/>
+          <w:sz w:val="22"/>
+          <w:szCs w:val="22"/>
+        </w:rPr>
+        <w:t>The test of richness: if your task cannot be solved in at least three genuinely different ways, it is not rich yet. Keep building.</w:t>
       </w:r>
     </w:p>
     <w:p>
       <w:pPr>
         <w:pStyle w:val="Normal"/>
-        <w:spacing w:lineRule="auto" w:line="240" w:before="120" w:after="0"/>
-        <w:rPr/>
+        <w:spacing w:before="120" w:after="0" w:line="240" w:lineRule="auto"/>
+        <w:jc w:val="start"/>
       </w:pPr>
       <w:r>
         <w:rPr>
+          <w:rFonts w:ascii="Calibri" w:hAnsi="Calibri" w:eastAsia="ＭＳ 明朝" w:cs="Calibri"/>
           <w:b/>
+          <w:bCs/>
+          <w:color w:val="1F2933"/>
+          <w:kern w:val="0"/>
           <w:sz w:val="24"/>
+          <w:szCs w:val="22"/>
         </w:rPr>
         <w:t>2. What Do I Need to Do?</w:t>
       </w:r>
@@ -271,120 +394,240 @@
     <w:p>
       <w:pPr>
         <w:pStyle w:val="Normal"/>
-        <w:spacing w:lineRule="auto" w:line="240" w:before="0" w:after="0"/>
-        <w:rPr/>
+        <w:spacing w:before="0" w:after="0" w:line="240" w:lineRule="auto"/>
+        <w:jc w:val="start"/>
       </w:pPr>
       <w:r>
-        <w:rPr/>
-        <w:t>You developed your task and solved it three ways in class. To finish and submit the assignment:</w:t>
+        <w:rPr>
+          <w:rFonts w:ascii="Calibri" w:hAnsi="Calibri" w:eastAsia="ＭＳ 明朝" w:cs="Calibri"/>
+          <w:color w:val="1F2933"/>
+          <w:kern w:val="0"/>
+          <w:sz w:val="22"/>
+          <w:szCs w:val="22"/>
+        </w:rPr>
+        <w:t>Your task begins in class. This assignment is where you test it, finish it, and submit it.</w:t>
       </w:r>
     </w:p>
     <w:p>
       <w:pPr>
+        <w:pStyle w:val="Normal"/>
+        <w:spacing w:before="120" w:after="0" w:line="240" w:lineRule="auto"/>
+        <w:jc w:val="start"/>
+      </w:pPr>
+      <w:r>
+        <w:rPr>
+          <w:rFonts w:ascii="Calibri" w:hAnsi="Calibri" w:eastAsia="ＭＳ 明朝" w:cs="Calibri"/>
+          <w:b/>
+          <w:bCs/>
+          <w:color w:val="1F2933"/>
+          <w:kern w:val="0"/>
+          <w:sz w:val="22"/>
+          <w:szCs w:val="22"/>
+        </w:rPr>
+        <w:t>Tuesday</w:t>
+      </w:r>
+    </w:p>
+    <w:p>
+      <w:pPr>
         <w:pStyle w:val="ListNumber"/>
+        <w:contextualSpacing/>
         <w:numPr>
           <w:ilvl w:val="0"/>
           <w:numId w:val="4"/>
         </w:numPr>
-        <w:spacing w:lineRule="auto" w:line="240" w:before="0" w:after="0"/>
-        <w:contextualSpacing/>
-        <w:rPr/>
+        <w:spacing w:before="0" w:after="0" w:line="240" w:lineRule="auto"/>
+        <w:ind w:left="360" w:hanging="360"/>
+        <w:jc w:val="start"/>
       </w:pPr>
       <w:r>
-        <w:rPr/>
-        <w:t>Open TaskAssembler.</w:t>
+        <w:rPr>
+          <w:rFonts w:ascii="Calibri" w:hAnsi="Calibri" w:eastAsia="ＭＳ 明朝" w:cs="Calibri"/>
+          <w:color w:val="1F2933"/>
+          <w:kern w:val="0"/>
+          <w:sz w:val="22"/>
+          <w:szCs w:val="22"/>
+        </w:rPr>
+        <w:t>Find a rich task that could help answer your research question — one that could make your learner's thinking visible. NRICH is a good place to look. (If you have a research partner, find one task together.) Be ready to pose it on Thursday.</w:t>
       </w:r>
     </w:p>
     <w:p>
       <w:pPr>
+        <w:pStyle w:val="Normal"/>
+        <w:spacing w:before="120" w:after="0" w:line="240" w:lineRule="auto"/>
+        <w:jc w:val="start"/>
+      </w:pPr>
+      <w:r>
+        <w:rPr>
+          <w:rFonts w:ascii="Calibri" w:hAnsi="Calibri" w:eastAsia="ＭＳ 明朝" w:cs="Calibri"/>
+          <w:b/>
+          <w:bCs/>
+          <w:color w:val="1F2933"/>
+          <w:kern w:val="0"/>
+          <w:sz w:val="22"/>
+          <w:szCs w:val="22"/>
+        </w:rPr>
+        <w:t>Thursday</w:t>
+      </w:r>
+    </w:p>
+    <w:p>
+      <w:pPr>
         <w:pStyle w:val="ListNumber"/>
+        <w:contextualSpacing/>
         <w:numPr>
           <w:ilvl w:val="0"/>
           <w:numId w:val="4"/>
         </w:numPr>
-        <w:spacing w:lineRule="auto" w:line="240" w:before="0" w:after="0"/>
-        <w:contextualSpacing/>
-        <w:rPr/>
+        <w:spacing w:before="0" w:after="0" w:line="240" w:lineRule="auto"/>
+        <w:ind w:left="360" w:hanging="360"/>
+        <w:jc w:val="start"/>
       </w:pPr>
       <w:r>
-        <w:rPr/>
-        <w:t>Enter your research question, your task, the three ways you solved the task, and where you predict your learner might get stuck.</w:t>
+        <w:rPr>
+          <w:rFonts w:ascii="Calibri" w:hAnsi="Calibri" w:eastAsia="ＭＳ 明朝" w:cs="Calibri"/>
+          <w:color w:val="1F2933"/>
+          <w:kern w:val="0"/>
+          <w:sz w:val="22"/>
+          <w:szCs w:val="22"/>
+        </w:rPr>
+        <w:t>You will be matched with your Field Prep Partner(s) — a classmate or classmates who have not seen your task. Pose it, and let them solve it cold while you watch. Do not rescue or hint. Photograph their work; you will need it.</w:t>
       </w:r>
     </w:p>
     <w:p>
       <w:pPr>
         <w:pStyle w:val="ListNumber"/>
+        <w:contextualSpacing/>
         <w:numPr>
           <w:ilvl w:val="0"/>
           <w:numId w:val="4"/>
         </w:numPr>
-        <w:spacing w:lineRule="auto" w:line="240" w:before="0" w:after="0"/>
-        <w:contextualSpacing/>
-        <w:rPr/>
+        <w:spacing w:before="0" w:after="0" w:line="240" w:lineRule="auto"/>
+        <w:ind w:left="360" w:hanging="360"/>
+        <w:jc w:val="start"/>
       </w:pPr>
       <w:r>
-        <w:rPr/>
-        <w:t>Share your responses with Alkimi, using the PDF that TaskAssembler produces.</w:t>
+        <w:rPr>
+          <w:rFonts w:ascii="Calibri" w:hAnsi="Calibri" w:eastAsia="ＭＳ 明朝" w:cs="Calibri"/>
+          <w:color w:val="1F2933"/>
+          <w:kern w:val="0"/>
+          <w:sz w:val="22"/>
+          <w:szCs w:val="22"/>
+        </w:rPr>
+        <w:t>Look together at how your partner(s) solved it and at the published (NRICH) solutions. Pull out three genuinely different solution strategies for your task, and note where real solvers surprised you. Ask your partner(s): is the task genuinely rich, and does it fit your research question? Capture their feedback.</w:t>
       </w:r>
     </w:p>
     <w:p>
       <w:pPr>
         <w:pStyle w:val="ListNumber"/>
+        <w:contextualSpacing/>
         <w:numPr>
           <w:ilvl w:val="0"/>
           <w:numId w:val="4"/>
         </w:numPr>
-        <w:spacing w:lineRule="auto" w:line="240" w:before="0" w:after="0"/>
-        <w:contextualSpacing/>
-        <w:rPr/>
+        <w:spacing w:before="0" w:after="0" w:line="240" w:lineRule="auto"/>
+        <w:ind w:left="360" w:hanging="360"/>
+        <w:jc w:val="start"/>
       </w:pPr>
       <w:r>
-        <w:rPr/>
-        <w:t>Read Alkimi's feedback, and revise your task or research question if the feedback makes that seem worthwhile.</w:t>
+        <w:rPr>
+          <w:rFonts w:ascii="Calibri" w:hAnsi="Calibri" w:eastAsia="ＭＳ 明朝" w:cs="Calibri"/>
+          <w:color w:val="1F2933"/>
+          <w:kern w:val="0"/>
+          <w:sz w:val="22"/>
+          <w:szCs w:val="22"/>
+        </w:rPr>
+        <w:t>Then take your task to Alkimi. Paste in your task, the grade level, and your research question, and give it the prompt (</w:t>
+      </w:r>
+      <w:r>
+        <w:rPr>
+          <w:rFonts w:ascii="Calibri" w:hAnsi="Calibri" w:eastAsia="ＭＳ 明朝" w:cs="Calibri"/>
+          <w:i/>
+          <w:iCs/>
+          <w:color w:val="1F2933"/>
+          <w:kern w:val="0"/>
+          <w:sz w:val="22"/>
+          <w:szCs w:val="22"/>
+        </w:rPr>
+        <w:t>see next page, below our scoring rubric</w:t>
+      </w:r>
+      <w:r>
+        <w:rPr>
+          <w:rFonts w:ascii="Calibri" w:hAnsi="Calibri" w:eastAsia="ＭＳ 明朝" w:cs="Calibri"/>
+          <w:color w:val="1F2933"/>
+          <w:kern w:val="0"/>
+          <w:sz w:val="22"/>
+          <w:szCs w:val="22"/>
+        </w:rPr>
+        <w:t>). Read what it says, and keep a screenshot.</w:t>
       </w:r>
     </w:p>
     <w:p>
       <w:pPr>
-        <w:pStyle w:val="ListNumber"/>
-        <w:numPr>
-          <w:ilvl w:val="0"/>
-          <w:numId w:val="4"/>
-        </w:numPr>
-        <w:spacing w:lineRule="auto" w:line="240" w:before="0" w:after="0"/>
-        <w:contextualSpacing/>
-        <w:rPr/>
+        <w:pStyle w:val="Normal"/>
+        <w:spacing w:before="120" w:after="0" w:line="240" w:lineRule="auto"/>
+        <w:jc w:val="start"/>
       </w:pPr>
       <w:r>
-        <w:rPr/>
-        <w:t>Take a screenshot of Alkimi's feedback. In a second document, discuss how you used it to revise your research question or task.</w:t>
+        <w:rPr>
+          <w:rFonts w:ascii="Calibri" w:hAnsi="Calibri" w:eastAsia="ＭＳ 明朝" w:cs="Calibri"/>
+          <w:b/>
+          <w:bCs/>
+          <w:color w:val="1F2933"/>
+          <w:kern w:val="0"/>
+          <w:sz w:val="22"/>
+          <w:szCs w:val="22"/>
+        </w:rPr>
+        <w:t>Homework</w:t>
       </w:r>
     </w:p>
     <w:p>
       <w:pPr>
-        <w:pStyle w:val="ListNumber"/>
-        <w:numPr>
-          <w:ilvl w:val="0"/>
-          <w:numId w:val="4"/>
-        </w:numPr>
-        <w:spacing w:lineRule="auto" w:line="240" w:before="0" w:after="0"/>
-        <w:contextualSpacing/>
-        <w:rPr/>
+        <w:pStyle w:val="Normal"/>
+        <w:spacing w:before="0" w:after="0" w:line="240" w:lineRule="auto"/>
+        <w:jc w:val="start"/>
       </w:pPr>
       <w:r>
-        <w:rPr/>
-        <w:t>Submit both documents in Canvas by the deadline: (1) the PDF that TaskAssembler produced, and (2) your reflection on Alkimi's feedback, as a second PDF.</w:t>
+        <w:rPr>
+          <w:rFonts w:ascii="Calibri" w:hAnsi="Calibri" w:eastAsia="ＭＳ 明朝" w:cs="Calibri"/>
+          <w:color w:val="1F2933"/>
+          <w:kern w:val="0"/>
+          <w:sz w:val="22"/>
+          <w:szCs w:val="22"/>
+        </w:rPr>
+        <w:t>Revise your task in light of both reads — your partner(s)' solving and feedback, and Alkimi's check. In a paragraph, discuss how each improved the task, with specifics.</w:t>
       </w:r>
     </w:p>
     <w:p>
       <w:pPr>
         <w:pStyle w:val="Normal"/>
-        <w:spacing w:lineRule="auto" w:line="240" w:before="120" w:after="0"/>
-        <w:rPr/>
+        <w:spacing w:before="120" w:after="0" w:line="240" w:lineRule="auto"/>
+        <w:jc w:val="start"/>
+      </w:pPr>
+    </w:p>
+    <w:p>
+      <w:pPr>
+        <w:pageBreakBefore/>
+        <w:spacing w:line="240" w:lineRule="auto"/>
+        <w:jc w:val="start"/>
+      </w:pPr>
+      <w:r>
+        <w:lastRenderedPageBreak/>
+      </w:r>
+    </w:p>
+    <w:p>
+      <w:pPr>
+        <w:pStyle w:val="Normal"/>
+        <w:spacing w:before="120" w:after="0" w:line="240" w:lineRule="auto"/>
+        <w:jc w:val="start"/>
       </w:pPr>
       <w:r>
         <w:rPr>
+          <w:rFonts w:ascii="Calibri" w:hAnsi="Calibri" w:eastAsia="ＭＳ 明朝" w:cs="Calibri"/>
           <w:b/>
+          <w:bCs/>
+          <w:color w:val="1F2933"/>
+          <w:kern w:val="0"/>
           <w:sz w:val="24"/>
+          <w:szCs w:val="22"/>
         </w:rPr>
         <w:t>3. Length &amp; Format</w:t>
       </w:r>
@@ -392,73 +635,119 @@
     <w:p>
       <w:pPr>
         <w:pStyle w:val="Normal"/>
-        <w:spacing w:lineRule="auto" w:line="240" w:before="0" w:after="0"/>
-        <w:rPr/>
+        <w:spacing w:before="0" w:after="0" w:line="240" w:lineRule="auto"/>
+        <w:jc w:val="start"/>
       </w:pPr>
       <w:r>
-        <w:rPr/>
-        <w:t>Two documents, submitted in Canvas as PDFs:</w:t>
+        <w:rPr>
+          <w:rFonts w:ascii="Calibri" w:hAnsi="Calibri" w:eastAsia="ＭＳ 明朝" w:cs="Calibri"/>
+          <w:color w:val="1F2933"/>
+          <w:kern w:val="0"/>
+          <w:sz w:val="22"/>
+          <w:szCs w:val="22"/>
+        </w:rPr>
+        <w:t>Two documents, submitted in Canvas as a single (combined) PDF or two separate PDFs:</w:t>
       </w:r>
     </w:p>
     <w:p>
       <w:pPr>
         <w:pStyle w:val="ListBullet"/>
+        <w:contextualSpacing/>
         <w:numPr>
           <w:ilvl w:val="0"/>
           <w:numId w:val="1"/>
         </w:numPr>
-        <w:spacing w:lineRule="auto" w:line="240" w:before="0" w:after="0"/>
-        <w:contextualSpacing/>
-        <w:rPr/>
+        <w:spacing w:before="0" w:after="0" w:line="240" w:lineRule="auto"/>
+        <w:ind w:left="360" w:hanging="360"/>
+        <w:jc w:val="start"/>
       </w:pPr>
       <w:r>
         <w:rPr>
+          <w:rFonts w:ascii="Calibri" w:hAnsi="Calibri" w:eastAsia="ＭＳ 明朝" w:cs="Calibri"/>
           <w:b/>
+          <w:bCs/>
+          <w:color w:val="1F2933"/>
+          <w:kern w:val="0"/>
+          <w:sz w:val="22"/>
+          <w:szCs w:val="22"/>
         </w:rPr>
         <w:t>Document 1:</w:t>
       </w:r>
       <w:r>
-        <w:rPr/>
-        <w:t xml:space="preserve"> the PDF produced by TaskAssembler. Your research question, your task, your three solutions, and where you predict your learner might get stuck (with any images).</w:t>
+        <w:rPr>
+          <w:rFonts w:ascii="Calibri" w:hAnsi="Calibri" w:eastAsia="ＭＳ 明朝" w:cs="Calibri"/>
+          <w:color w:val="1F2933"/>
+          <w:kern w:val="0"/>
+          <w:sz w:val="22"/>
+          <w:szCs w:val="22"/>
+        </w:rPr>
+        <w:t xml:space="preserve"> your task. An Introduction with your original task, then your revised task, the three solution strategies you gathered, and where you predict your learner might get stuck (with any images).</w:t>
       </w:r>
     </w:p>
     <w:p>
       <w:pPr>
         <w:pStyle w:val="ListBullet"/>
+        <w:contextualSpacing/>
         <w:numPr>
           <w:ilvl w:val="0"/>
           <w:numId w:val="1"/>
         </w:numPr>
-        <w:spacing w:lineRule="auto" w:line="240" w:before="0" w:after="0"/>
-        <w:contextualSpacing/>
-        <w:rPr/>
+        <w:spacing w:before="0" w:after="0" w:line="240" w:lineRule="auto"/>
+        <w:ind w:left="360" w:hanging="360"/>
+        <w:jc w:val="start"/>
       </w:pPr>
       <w:r>
         <w:rPr>
+          <w:rFonts w:ascii="Calibri" w:hAnsi="Calibri" w:eastAsia="ＭＳ 明朝" w:cs="Calibri"/>
           <w:b/>
+          <w:bCs/>
+          <w:color w:val="1F2933"/>
+          <w:kern w:val="0"/>
+          <w:sz w:val="22"/>
+          <w:szCs w:val="22"/>
         </w:rPr>
         <w:t>Document 2:</w:t>
       </w:r>
       <w:r>
-        <w:rPr/>
-        <w:t xml:space="preserve"> your reflection. A screenshot of Alkimi's feedback, and a discussion of how you used it to revise your task or research question.</w:t>
+        <w:rPr>
+          <w:rFonts w:ascii="Calibri" w:hAnsi="Calibri" w:eastAsia="ＭＳ 明朝" w:cs="Calibri"/>
+          <w:color w:val="1F2933"/>
+          <w:kern w:val="0"/>
+          <w:sz w:val="22"/>
+          <w:szCs w:val="22"/>
+        </w:rPr>
+        <w:t xml:space="preserve"> your two-reads reflection. How your Field Prep Partner(s) solved the task (with an image of their work), what their feedback and the NRICH comparison showed, then Alkimi's richness check (with a screenshot), and how both reads improved your task. Human first, then Alkimi.</w:t>
       </w:r>
     </w:p>
     <w:p>
       <w:pPr>
         <w:pStyle w:val="Normal"/>
-        <w:spacing w:lineRule="auto" w:line="240" w:before="0" w:after="0"/>
-        <w:rPr/>
+        <w:spacing w:before="0" w:after="0" w:line="240" w:lineRule="auto"/>
+        <w:jc w:val="start"/>
       </w:pPr>
       <w:r>
-        <w:rPr/>
+        <w:rPr>
+          <w:rFonts w:ascii="Calibri" w:hAnsi="Calibri" w:eastAsia="ＭＳ 明朝" w:cs="Calibri"/>
+          <w:color w:val="1F2933"/>
+          <w:kern w:val="0"/>
+          <w:sz w:val="22"/>
+          <w:szCs w:val="22"/>
+        </w:rPr>
         <w:t>Pseudonym only. No student names or identifying details anywhere (FERPA).</w:t>
       </w:r>
     </w:p>
     <w:p>
       <w:pPr>
         <w:pStyle w:val="Normal"/>
-        <w:spacing w:lineRule="auto" w:line="240" w:before="120" w:after="0"/>
+        <w:spacing w:line="240" w:lineRule="auto"/>
+        <w:jc w:val="start"/>
+      </w:pPr>
+    </w:p>
+    <w:p>
+      <w:pPr>
+        <w:pStyle w:val="Normal"/>
+        <w:spacing w:before="120" w:after="0" w:line="240" w:lineRule="auto"/>
+        <w:jc w:val="start"/>
         <w:rPr>
           <w:b/>
           <w:sz w:val="24"/>
@@ -466,27 +755,13 @@
       </w:pPr>
       <w:r>
         <w:rPr>
+          <w:rFonts w:ascii="Calibri" w:hAnsi="Calibri" w:eastAsia="ＭＳ 明朝" w:cs="Calibri"/>
           <w:b/>
+          <w:bCs/>
+          <w:color w:val="1F2933"/>
+          <w:kern w:val="0"/>
           <w:sz w:val="24"/>
-        </w:rPr>
-      </w:r>
-      <w:r>
-        <w:br w:type="page"/>
-      </w:r>
-    </w:p>
-    <w:p>
-      <w:pPr>
-        <w:pStyle w:val="Normal"/>
-        <w:spacing w:lineRule="auto" w:line="240" w:before="120" w:after="0"/>
-        <w:rPr>
-          <w:b/>
-          <w:sz w:val="24"/>
-        </w:rPr>
-      </w:pPr>
-      <w:r>
-        <w:rPr>
-          <w:b/>
-          <w:sz w:val="24"/>
+          <w:szCs w:val="22"/>
         </w:rPr>
         <w:t>4. Working Collaboratively</w:t>
       </w:r>
@@ -494,35 +769,127 @@
     <w:p>
       <w:pPr>
         <w:pStyle w:val="Normal"/>
-        <w:spacing w:lineRule="auto" w:line="240" w:before="0" w:after="0"/>
-        <w:rPr/>
+        <w:spacing w:before="0" w:after="0" w:line="240" w:lineRule="auto"/>
+        <w:jc w:val="start"/>
       </w:pPr>
       <w:r>
-        <w:rPr/>
+        <w:rPr>
+          <w:rFonts w:ascii="Calibri" w:hAnsi="Calibri" w:eastAsia="ＭＳ 明朝" w:cs="Calibri"/>
+          <w:color w:val="1F2933"/>
+          <w:kern w:val="0"/>
+          <w:sz w:val="22"/>
+          <w:szCs w:val="22"/>
+        </w:rPr>
         <w:t>The task is yours, designed for your learner and aimed at your question. You will workshop tasks with classmates and can borrow ideas, but the task you submit and defend is built for your child.</w:t>
       </w:r>
     </w:p>
     <w:p>
       <w:pPr>
         <w:pStyle w:val="Normal"/>
-        <w:spacing w:lineRule="auto" w:line="240" w:before="0" w:after="0"/>
-        <w:rPr/>
+        <w:spacing w:before="0" w:after="0" w:line="240" w:lineRule="auto"/>
+        <w:jc w:val="start"/>
       </w:pPr>
       <w:r>
-        <w:rPr/>
-        <w:t>Alkimi is a critic: it evaluates your task against these characteristics and points at what to fix. It does not design it for you. The design judgment is yours.</w:t>
+        <w:rPr>
+          <w:rFonts w:ascii="Calibri" w:hAnsi="Calibri" w:eastAsia="ＭＳ 明朝" w:cs="Calibri"/>
+          <w:color w:val="1F2933"/>
+          <w:kern w:val="0"/>
+          <w:sz w:val="22"/>
+          <w:szCs w:val="22"/>
+        </w:rPr>
+        <w:t>If you have a research partner, the two of you design and defend the task together. Your Field Prep Partner(s) are different people — the ones who test it, not build it.</w:t>
       </w:r>
     </w:p>
     <w:p>
       <w:pPr>
         <w:pStyle w:val="Normal"/>
-        <w:spacing w:lineRule="auto" w:line="240" w:before="120" w:after="0"/>
-        <w:rPr/>
+        <w:numPr>
+          <w:ilvl w:val="0"/>
+          <w:numId w:val="1"/>
+        </w:numPr>
+        <w:spacing w:before="0" w:after="0" w:line="240" w:lineRule="auto"/>
+        <w:ind w:left="360" w:hanging="360"/>
+        <w:jc w:val="start"/>
       </w:pPr>
       <w:r>
         <w:rPr>
+          <w:rFonts w:ascii="Calibri" w:hAnsi="Calibri" w:eastAsia="ＭＳ 明朝" w:cs="Calibri"/>
           <w:b/>
+          <w:bCs/>
+          <w:color w:val="1F2933"/>
+          <w:kern w:val="0"/>
+          <w:sz w:val="22"/>
+          <w:szCs w:val="22"/>
+        </w:rPr>
+        <w:t>Human first:</w:t>
+      </w:r>
+      <w:r>
+        <w:rPr>
+          <w:rFonts w:ascii="Calibri" w:hAnsi="Calibri" w:eastAsia="ＭＳ 明朝" w:cs="Calibri"/>
+          <w:color w:val="1F2933"/>
+          <w:kern w:val="0"/>
+          <w:sz w:val="22"/>
+          <w:szCs w:val="22"/>
+        </w:rPr>
+        <w:t xml:space="preserve"> your Field Prep Partner(s) test your task before Alkimi does. You bring what you learn from them to Alkimi, not the other way around. Both test your design; neither one makes it for you.</w:t>
+      </w:r>
+    </w:p>
+    <w:p>
+      <w:pPr>
+        <w:pStyle w:val="Normal"/>
+        <w:numPr>
+          <w:ilvl w:val="0"/>
+          <w:numId w:val="1"/>
+        </w:numPr>
+        <w:spacing w:before="0" w:after="0" w:line="240" w:lineRule="auto"/>
+        <w:ind w:left="360" w:hanging="360"/>
+        <w:jc w:val="start"/>
+      </w:pPr>
+      <w:r>
+        <w:rPr>
+          <w:rFonts w:ascii="Calibri" w:hAnsi="Calibri" w:eastAsia="ＭＳ 明朝" w:cs="Calibri"/>
+          <w:b/>
+          <w:bCs/>
+          <w:color w:val="1F2933"/>
+          <w:kern w:val="0"/>
+          <w:sz w:val="22"/>
+          <w:szCs w:val="22"/>
+        </w:rPr>
+        <w:t>Alkimi is a critic:</w:t>
+      </w:r>
+      <w:r>
+        <w:rPr>
+          <w:rFonts w:ascii="Calibri" w:hAnsi="Calibri" w:eastAsia="ＭＳ 明朝" w:cs="Calibri"/>
+          <w:color w:val="1F2933"/>
+          <w:kern w:val="0"/>
+          <w:sz w:val="22"/>
+          <w:szCs w:val="22"/>
+        </w:rPr>
+        <w:t xml:space="preserve"> it evaluates your task against these characteristics and points at what to fix. It does not design it for you. The design judgment is yours.</w:t>
+      </w:r>
+    </w:p>
+    <w:p>
+      <w:pPr>
+        <w:pStyle w:val="Normal"/>
+        <w:spacing w:before="0" w:after="0" w:line="240" w:lineRule="auto"/>
+        <w:jc w:val="start"/>
+      </w:pPr>
+    </w:p>
+    <w:p>
+      <w:pPr>
+        <w:pStyle w:val="Normal"/>
+        <w:spacing w:before="120" w:after="0" w:line="240" w:lineRule="auto"/>
+        <w:jc w:val="start"/>
+      </w:pPr>
+      <w:r>
+        <w:rPr>
+          <w:rFonts w:ascii="Calibri" w:hAnsi="Calibri" w:eastAsia="ＭＳ 明朝" w:cs="Calibri"/>
+          <w:b/>
+          <w:bCs/>
+          <w:color w:val="1F2933"/>
+          <w:kern w:val="0"/>
           <w:sz w:val="24"/>
+          <w:szCs w:val="22"/>
         </w:rPr>
         <w:t>5. How Is My Work Being Assessed?</w:t>
       </w:r>
@@ -531,27 +898,46 @@
       <w:tblPr>
         <w:tblStyle w:val="TableGrid"/>
         <w:tblW w:w="9471" w:type="dxa"/>
-        <w:jc w:val="start"/>
+        <w:jc w:val="left"/>
         <w:tblInd w:w="177" w:type="dxa"/>
+        <w:tblBorders>
+          <w:top w:val="single" w:sz="4" w:space="0" w:color="auto"/>
+          <w:left w:val="single" w:sz="4" w:space="0" w:color="auto"/>
+          <w:bottom w:val="single" w:sz="4" w:space="0" w:color="auto"/>
+          <w:right w:val="single" w:sz="4" w:space="0" w:color="auto"/>
+          <w:insideH w:val="single" w:sz="4" w:space="0" w:color="auto"/>
+          <w:insideV w:val="single" w:sz="4" w:space="0" w:color="auto"/>
+        </w:tblBorders>
         <w:tblLayout w:type="fixed"/>
         <w:tblCellMar>
           <w:top w:w="0" w:type="dxa"/>
-          <w:start w:w="108" w:type="dxa"/>
+          <w:left w:w="108" w:type="dxa"/>
           <w:bottom w:w="0" w:type="dxa"/>
-          <w:end w:w="108" w:type="dxa"/>
+          <w:right w:w="108" w:type="dxa"/>
         </w:tblCellMar>
-        <w:tblLook w:noHBand="0" w:noVBand="1" w:firstColumn="1" w:lastRow="0" w:lastColumn="0" w:firstRow="1" w:val="04a0"/>
+        <w:tblLook w:firstRow="1" w:firstColumn="1" w:noVBand="1"/>
       </w:tblPr>
       <w:tblGrid>
         <w:gridCol w:w="1800"/>
         <w:gridCol w:w="7671"/>
       </w:tblGrid>
       <w:tr>
-        <w:trPr/>
         <w:tc>
           <w:tcPr>
             <w:tcW w:w="1800" w:type="dxa"/>
-            <w:tcBorders/>
+            <w:tcBorders>
+              <w:top w:val="single" w:sz="4" w:space="0" w:color="auto"/>
+              <w:left w:val="single" w:sz="4" w:space="0" w:color="auto"/>
+              <w:bottom w:val="single" w:sz="4" w:space="0" w:color="auto"/>
+              <w:right w:val="single" w:sz="4" w:space="0" w:color="auto"/>
+            </w:tcBorders>
+            <w:shd w:val="clear" w:fill="CCCCCC"/>
+            <w:tcMar>
+              <w:top w:w="0" w:type="dxa"/>
+              <w:left w:w="108" w:type="dxa"/>
+              <w:bottom w:w="0" w:type="dxa"/>
+              <w:right w:w="108" w:type="dxa"/>
+            </w:tcMar>
           </w:tcPr>
           <w:p>
             <w:pPr>
@@ -559,20 +945,20 @@
               <w:widowControl/>
               <w:jc w:val="start"/>
               <w:rPr>
-                <w:rFonts w:eastAsia="ＭＳ 明朝" w:cs=""/>
+                <w:rFonts w:eastAsia="ＭＳ 明朝"/>
                 <w:kern w:val="0"/>
                 <w:szCs w:val="22"/>
-                <w:lang w:val="en-US" w:eastAsia="en-US" w:bidi="ar-SA"/>
               </w:rPr>
             </w:pPr>
             <w:r>
               <w:rPr>
-                <w:rFonts w:eastAsia="ＭＳ 明朝" w:cs=""/>
+                <w:rFonts w:ascii="Calibri" w:hAnsi="Calibri" w:eastAsia="ＭＳ 明朝" w:cs="Calibri"/>
                 <w:b/>
+                <w:bCs/>
+                <w:color w:val="1F2933"/>
                 <w:kern w:val="0"/>
                 <w:sz w:val="21"/>
                 <w:szCs w:val="22"/>
-                <w:lang w:val="en-US" w:eastAsia="en-US" w:bidi="ar-SA"/>
               </w:rPr>
               <w:t>Criteria</w:t>
             </w:r>
@@ -581,7 +967,19 @@
         <w:tc>
           <w:tcPr>
             <w:tcW w:w="7671" w:type="dxa"/>
-            <w:tcBorders/>
+            <w:tcBorders>
+              <w:top w:val="single" w:sz="4" w:space="0" w:color="auto"/>
+              <w:left w:val="single" w:sz="4" w:space="0" w:color="auto"/>
+              <w:bottom w:val="single" w:sz="4" w:space="0" w:color="auto"/>
+              <w:right w:val="single" w:sz="4" w:space="0" w:color="auto"/>
+            </w:tcBorders>
+            <w:shd w:val="clear" w:fill="CCCCCC"/>
+            <w:tcMar>
+              <w:top w:w="0" w:type="dxa"/>
+              <w:left w:w="108" w:type="dxa"/>
+              <w:bottom w:w="0" w:type="dxa"/>
+              <w:right w:w="108" w:type="dxa"/>
+            </w:tcMar>
           </w:tcPr>
           <w:p>
             <w:pPr>
@@ -589,20 +987,20 @@
               <w:widowControl/>
               <w:jc w:val="start"/>
               <w:rPr>
-                <w:rFonts w:eastAsia="ＭＳ 明朝" w:cs=""/>
+                <w:rFonts w:eastAsia="ＭＳ 明朝"/>
                 <w:kern w:val="0"/>
                 <w:szCs w:val="22"/>
-                <w:lang w:val="en-US" w:eastAsia="en-US" w:bidi="ar-SA"/>
               </w:rPr>
             </w:pPr>
             <w:r>
               <w:rPr>
-                <w:rFonts w:eastAsia="ＭＳ 明朝" w:cs=""/>
+                <w:rFonts w:ascii="Calibri" w:hAnsi="Calibri" w:eastAsia="ＭＳ 明朝" w:cs="Calibri"/>
                 <w:b/>
+                <w:bCs/>
+                <w:color w:val="1F2933"/>
                 <w:kern w:val="0"/>
                 <w:sz w:val="21"/>
                 <w:szCs w:val="22"/>
-                <w:lang w:val="en-US" w:eastAsia="en-US" w:bidi="ar-SA"/>
               </w:rPr>
               <w:t>Expectations</w:t>
             </w:r>
@@ -610,11 +1008,21 @@
         </w:tc>
       </w:tr>
       <w:tr>
-        <w:trPr/>
         <w:tc>
           <w:tcPr>
             <w:tcW w:w="1800" w:type="dxa"/>
-            <w:tcBorders/>
+            <w:tcBorders>
+              <w:top w:val="single" w:sz="4" w:space="0" w:color="auto"/>
+              <w:left w:val="single" w:sz="4" w:space="0" w:color="auto"/>
+              <w:bottom w:val="single" w:sz="4" w:space="0" w:color="auto"/>
+              <w:right w:val="single" w:sz="4" w:space="0" w:color="auto"/>
+            </w:tcBorders>
+            <w:tcMar>
+              <w:top w:w="0" w:type="dxa"/>
+              <w:left w:w="108" w:type="dxa"/>
+              <w:bottom w:w="0" w:type="dxa"/>
+              <w:right w:w="108" w:type="dxa"/>
+            </w:tcMar>
           </w:tcPr>
           <w:p>
             <w:pPr>
@@ -622,20 +1030,20 @@
               <w:widowControl/>
               <w:jc w:val="start"/>
               <w:rPr>
-                <w:rFonts w:eastAsia="ＭＳ 明朝" w:cs=""/>
+                <w:rFonts w:eastAsia="ＭＳ 明朝"/>
                 <w:kern w:val="0"/>
                 <w:szCs w:val="22"/>
-                <w:lang w:val="en-US" w:eastAsia="en-US" w:bidi="ar-SA"/>
               </w:rPr>
             </w:pPr>
             <w:r>
               <w:rPr>
-                <w:rFonts w:eastAsia="ＭＳ 明朝" w:cs=""/>
+                <w:rFonts w:ascii="Calibri" w:hAnsi="Calibri" w:eastAsia="ＭＳ 明朝" w:cs="Calibri"/>
                 <w:b/>
+                <w:bCs/>
+                <w:color w:val="1F2933"/>
                 <w:kern w:val="0"/>
                 <w:sz w:val="21"/>
                 <w:szCs w:val="22"/>
-                <w:lang w:val="en-US" w:eastAsia="en-US" w:bidi="ar-SA"/>
               </w:rPr>
               <w:t>Worthwhile &amp; anchored (5)</w:t>
             </w:r>
@@ -644,7 +1052,18 @@
         <w:tc>
           <w:tcPr>
             <w:tcW w:w="7671" w:type="dxa"/>
-            <w:tcBorders/>
+            <w:tcBorders>
+              <w:top w:val="single" w:sz="4" w:space="0" w:color="auto"/>
+              <w:left w:val="single" w:sz="4" w:space="0" w:color="auto"/>
+              <w:bottom w:val="single" w:sz="4" w:space="0" w:color="auto"/>
+              <w:right w:val="single" w:sz="4" w:space="0" w:color="auto"/>
+            </w:tcBorders>
+            <w:tcMar>
+              <w:top w:w="0" w:type="dxa"/>
+              <w:left w:w="108" w:type="dxa"/>
+              <w:bottom w:w="0" w:type="dxa"/>
+              <w:right w:w="108" w:type="dxa"/>
+            </w:tcMar>
           </w:tcPr>
           <w:p>
             <w:pPr>
@@ -652,20 +1071,18 @@
               <w:widowControl/>
               <w:jc w:val="start"/>
               <w:rPr>
-                <w:rFonts w:eastAsia="ＭＳ 明朝" w:cs=""/>
+                <w:rFonts w:eastAsia="ＭＳ 明朝"/>
                 <w:kern w:val="0"/>
                 <w:szCs w:val="22"/>
-                <w:lang w:val="en-US" w:eastAsia="en-US" w:bidi="ar-SA"/>
               </w:rPr>
             </w:pPr>
             <w:r>
               <w:rPr>
-                <w:rFonts w:eastAsia="ＭＳ 明朝" w:cs=""/>
-                <w:b w:val="false"/>
+                <w:rFonts w:ascii="Calibri" w:hAnsi="Calibri" w:eastAsia="ＭＳ 明朝" w:cs="Calibri"/>
+                <w:color w:val="1F2933"/>
                 <w:kern w:val="0"/>
                 <w:sz w:val="21"/>
                 <w:szCs w:val="22"/>
-                <w:lang w:val="en-US" w:eastAsia="en-US" w:bidi="ar-SA"/>
               </w:rPr>
               <w:t>Targets a significant concept and Ohio standard at the heart of your research question. Real mathematics, not a trick or a one-step skill.</w:t>
             </w:r>
@@ -673,11 +1090,21 @@
         </w:tc>
       </w:tr>
       <w:tr>
-        <w:trPr/>
         <w:tc>
           <w:tcPr>
             <w:tcW w:w="1800" w:type="dxa"/>
-            <w:tcBorders/>
+            <w:tcBorders>
+              <w:top w:val="single" w:sz="4" w:space="0" w:color="auto"/>
+              <w:left w:val="single" w:sz="4" w:space="0" w:color="auto"/>
+              <w:bottom w:val="single" w:sz="4" w:space="0" w:color="auto"/>
+              <w:right w:val="single" w:sz="4" w:space="0" w:color="auto"/>
+            </w:tcBorders>
+            <w:tcMar>
+              <w:top w:w="0" w:type="dxa"/>
+              <w:left w:w="108" w:type="dxa"/>
+              <w:bottom w:w="0" w:type="dxa"/>
+              <w:right w:w="108" w:type="dxa"/>
+            </w:tcMar>
           </w:tcPr>
           <w:p>
             <w:pPr>
@@ -685,20 +1112,20 @@
               <w:widowControl/>
               <w:jc w:val="start"/>
               <w:rPr>
-                <w:rFonts w:eastAsia="ＭＳ 明朝" w:cs=""/>
+                <w:rFonts w:eastAsia="ＭＳ 明朝"/>
                 <w:kern w:val="0"/>
                 <w:szCs w:val="22"/>
-                <w:lang w:val="en-US" w:eastAsia="en-US" w:bidi="ar-SA"/>
               </w:rPr>
             </w:pPr>
             <w:r>
               <w:rPr>
-                <w:rFonts w:eastAsia="ＭＳ 明朝" w:cs=""/>
+                <w:rFonts w:ascii="Calibri" w:hAnsi="Calibri" w:eastAsia="ＭＳ 明朝" w:cs="Calibri"/>
                 <w:b/>
+                <w:bCs/>
+                <w:color w:val="1F2933"/>
                 <w:kern w:val="0"/>
                 <w:sz w:val="21"/>
                 <w:szCs w:val="22"/>
-                <w:lang w:val="en-US" w:eastAsia="en-US" w:bidi="ar-SA"/>
               </w:rPr>
               <w:t>Open to learners (5)</w:t>
             </w:r>
@@ -707,7 +1134,18 @@
         <w:tc>
           <w:tcPr>
             <w:tcW w:w="7671" w:type="dxa"/>
-            <w:tcBorders/>
+            <w:tcBorders>
+              <w:top w:val="single" w:sz="4" w:space="0" w:color="auto"/>
+              <w:left w:val="single" w:sz="4" w:space="0" w:color="auto"/>
+              <w:bottom w:val="single" w:sz="4" w:space="0" w:color="auto"/>
+              <w:right w:val="single" w:sz="4" w:space="0" w:color="auto"/>
+            </w:tcBorders>
+            <w:tcMar>
+              <w:top w:w="0" w:type="dxa"/>
+              <w:left w:w="108" w:type="dxa"/>
+              <w:bottom w:w="0" w:type="dxa"/>
+              <w:right w:w="108" w:type="dxa"/>
+            </w:tcMar>
           </w:tcPr>
           <w:p>
             <w:pPr>
@@ -715,20 +1153,18 @@
               <w:widowControl/>
               <w:jc w:val="start"/>
               <w:rPr>
-                <w:rFonts w:eastAsia="ＭＳ 明朝" w:cs=""/>
+                <w:rFonts w:eastAsia="ＭＳ 明朝"/>
                 <w:kern w:val="0"/>
                 <w:szCs w:val="22"/>
-                <w:lang w:val="en-US" w:eastAsia="en-US" w:bidi="ar-SA"/>
               </w:rPr>
             </w:pPr>
             <w:r>
               <w:rPr>
-                <w:rFonts w:eastAsia="ＭＳ 明朝" w:cs=""/>
-                <w:b w:val="false"/>
+                <w:rFonts w:ascii="Calibri" w:hAnsi="Calibri" w:eastAsia="ＭＳ 明朝" w:cs="Calibri"/>
+                <w:color w:val="1F2933"/>
                 <w:kern w:val="0"/>
                 <w:sz w:val="21"/>
                 <w:szCs w:val="22"/>
-                <w:lang w:val="en-US" w:eastAsia="en-US" w:bidi="ar-SA"/>
               </w:rPr>
               <w:t>A genuine entry point (low floor) and enough ceiling to hold real depth. Nobody locked out, nobody out of task.</w:t>
             </w:r>
@@ -736,11 +1172,21 @@
         </w:tc>
       </w:tr>
       <w:tr>
-        <w:trPr/>
         <w:tc>
           <w:tcPr>
             <w:tcW w:w="1800" w:type="dxa"/>
-            <w:tcBorders/>
+            <w:tcBorders>
+              <w:top w:val="single" w:sz="4" w:space="0" w:color="auto"/>
+              <w:left w:val="single" w:sz="4" w:space="0" w:color="auto"/>
+              <w:bottom w:val="single" w:sz="4" w:space="0" w:color="auto"/>
+              <w:right w:val="single" w:sz="4" w:space="0" w:color="auto"/>
+            </w:tcBorders>
+            <w:tcMar>
+              <w:top w:w="0" w:type="dxa"/>
+              <w:left w:w="108" w:type="dxa"/>
+              <w:bottom w:w="0" w:type="dxa"/>
+              <w:right w:w="108" w:type="dxa"/>
+            </w:tcMar>
           </w:tcPr>
           <w:p>
             <w:pPr>
@@ -748,20 +1194,20 @@
               <w:widowControl/>
               <w:jc w:val="start"/>
               <w:rPr>
-                <w:rFonts w:eastAsia="ＭＳ 明朝" w:cs=""/>
+                <w:rFonts w:eastAsia="ＭＳ 明朝"/>
                 <w:kern w:val="0"/>
                 <w:szCs w:val="22"/>
-                <w:lang w:val="en-US" w:eastAsia="en-US" w:bidi="ar-SA"/>
               </w:rPr>
             </w:pPr>
             <w:r>
               <w:rPr>
-                <w:rFonts w:eastAsia="ＭＳ 明朝" w:cs=""/>
+                <w:rFonts w:ascii="Calibri" w:hAnsi="Calibri" w:eastAsia="ＭＳ 明朝" w:cs="Calibri"/>
                 <w:b/>
+                <w:bCs/>
+                <w:color w:val="1F2933"/>
                 <w:kern w:val="0"/>
                 <w:sz w:val="21"/>
                 <w:szCs w:val="22"/>
-                <w:lang w:val="en-US" w:eastAsia="en-US" w:bidi="ar-SA"/>
               </w:rPr>
               <w:t>Open to strategies (5)</w:t>
             </w:r>
@@ -770,7 +1216,18 @@
         <w:tc>
           <w:tcPr>
             <w:tcW w:w="7671" w:type="dxa"/>
-            <w:tcBorders/>
+            <w:tcBorders>
+              <w:top w:val="single" w:sz="4" w:space="0" w:color="auto"/>
+              <w:left w:val="single" w:sz="4" w:space="0" w:color="auto"/>
+              <w:bottom w:val="single" w:sz="4" w:space="0" w:color="auto"/>
+              <w:right w:val="single" w:sz="4" w:space="0" w:color="auto"/>
+            </w:tcBorders>
+            <w:tcMar>
+              <w:top w:w="0" w:type="dxa"/>
+              <w:left w:w="108" w:type="dxa"/>
+              <w:bottom w:w="0" w:type="dxa"/>
+              <w:right w:w="108" w:type="dxa"/>
+            </w:tcMar>
           </w:tcPr>
           <w:p>
             <w:pPr>
@@ -778,32 +1235,40 @@
               <w:widowControl/>
               <w:jc w:val="start"/>
               <w:rPr>
-                <w:rFonts w:eastAsia="ＭＳ 明朝" w:cs=""/>
+                <w:rFonts w:eastAsia="ＭＳ 明朝"/>
                 <w:kern w:val="0"/>
                 <w:szCs w:val="22"/>
-                <w:lang w:val="en-US" w:eastAsia="en-US" w:bidi="ar-SA"/>
               </w:rPr>
             </w:pPr>
             <w:r>
               <w:rPr>
-                <w:rFonts w:eastAsia="ＭＳ 明朝" w:cs=""/>
-                <w:b w:val="false"/>
+                <w:rFonts w:ascii="Calibri" w:hAnsi="Calibri" w:eastAsia="ＭＳ 明朝" w:cs="Calibri"/>
+                <w:color w:val="1F2933"/>
                 <w:kern w:val="0"/>
                 <w:sz w:val="21"/>
                 <w:szCs w:val="22"/>
-                <w:lang w:val="en-US" w:eastAsia="en-US" w:bidi="ar-SA"/>
               </w:rPr>
-              <w:t>Three anticipated student solutions that are truly distinct in method or representation, not the same procedure three ways. The test of richness.</w:t>
+              <w:t>Three genuinely distinct solution strategies — surfaced by your Field Prep Partner(s) and the published solutions — different in method or representation, not the same procedure three ways. The test of richness.</w:t>
             </w:r>
           </w:p>
         </w:tc>
       </w:tr>
       <w:tr>
-        <w:trPr/>
         <w:tc>
           <w:tcPr>
             <w:tcW w:w="1800" w:type="dxa"/>
-            <w:tcBorders/>
+            <w:tcBorders>
+              <w:top w:val="single" w:sz="4" w:space="0" w:color="auto"/>
+              <w:left w:val="single" w:sz="4" w:space="0" w:color="auto"/>
+              <w:bottom w:val="single" w:sz="4" w:space="0" w:color="auto"/>
+              <w:right w:val="single" w:sz="4" w:space="0" w:color="auto"/>
+            </w:tcBorders>
+            <w:tcMar>
+              <w:top w:w="0" w:type="dxa"/>
+              <w:left w:w="108" w:type="dxa"/>
+              <w:bottom w:w="0" w:type="dxa"/>
+              <w:right w:w="108" w:type="dxa"/>
+            </w:tcMar>
           </w:tcPr>
           <w:p>
             <w:pPr>
@@ -811,20 +1276,20 @@
               <w:widowControl/>
               <w:jc w:val="start"/>
               <w:rPr>
-                <w:rFonts w:eastAsia="ＭＳ 明朝" w:cs=""/>
+                <w:rFonts w:eastAsia="ＭＳ 明朝"/>
                 <w:kern w:val="0"/>
                 <w:szCs w:val="22"/>
-                <w:lang w:val="en-US" w:eastAsia="en-US" w:bidi="ar-SA"/>
               </w:rPr>
             </w:pPr>
             <w:r>
               <w:rPr>
-                <w:rFonts w:eastAsia="ＭＳ 明朝" w:cs=""/>
+                <w:rFonts w:ascii="Calibri" w:hAnsi="Calibri" w:eastAsia="ＭＳ 明朝" w:cs="Calibri"/>
                 <w:b/>
+                <w:bCs/>
+                <w:color w:val="1F2933"/>
                 <w:kern w:val="0"/>
                 <w:sz w:val="21"/>
                 <w:szCs w:val="22"/>
-                <w:lang w:val="en-US" w:eastAsia="en-US" w:bidi="ar-SA"/>
               </w:rPr>
               <w:t>Demands visible reasoning (5)</w:t>
             </w:r>
@@ -833,7 +1298,18 @@
         <w:tc>
           <w:tcPr>
             <w:tcW w:w="7671" w:type="dxa"/>
-            <w:tcBorders/>
+            <w:tcBorders>
+              <w:top w:val="single" w:sz="4" w:space="0" w:color="auto"/>
+              <w:left w:val="single" w:sz="4" w:space="0" w:color="auto"/>
+              <w:bottom w:val="single" w:sz="4" w:space="0" w:color="auto"/>
+              <w:right w:val="single" w:sz="4" w:space="0" w:color="auto"/>
+            </w:tcBorders>
+            <w:tcMar>
+              <w:top w:w="0" w:type="dxa"/>
+              <w:left w:w="108" w:type="dxa"/>
+              <w:bottom w:w="0" w:type="dxa"/>
+              <w:right w:w="108" w:type="dxa"/>
+            </w:tcMar>
           </w:tcPr>
           <w:p>
             <w:pPr>
@@ -841,20 +1317,18 @@
               <w:widowControl/>
               <w:jc w:val="start"/>
               <w:rPr>
-                <w:rFonts w:eastAsia="ＭＳ 明朝" w:cs=""/>
+                <w:rFonts w:eastAsia="ＭＳ 明朝"/>
                 <w:kern w:val="0"/>
                 <w:szCs w:val="22"/>
-                <w:lang w:val="en-US" w:eastAsia="en-US" w:bidi="ar-SA"/>
               </w:rPr>
             </w:pPr>
             <w:r>
               <w:rPr>
-                <w:rFonts w:eastAsia="ＭＳ 明朝" w:cs=""/>
-                <w:b w:val="false"/>
+                <w:rFonts w:ascii="Calibri" w:hAnsi="Calibri" w:eastAsia="ＭＳ 明朝" w:cs="Calibri"/>
+                <w:color w:val="1F2933"/>
                 <w:kern w:val="0"/>
                 <w:sz w:val="21"/>
                 <w:szCs w:val="22"/>
-                <w:lang w:val="en-US" w:eastAsia="en-US" w:bidi="ar-SA"/>
               </w:rPr>
               <w:t>Requires students to show or justify their thinking, so understanding surfaces. Names where your learner might get stuck and what it would reveal.</w:t>
             </w:r>
@@ -862,11 +1336,21 @@
         </w:tc>
       </w:tr>
       <w:tr>
-        <w:trPr/>
         <w:tc>
           <w:tcPr>
             <w:tcW w:w="1800" w:type="dxa"/>
-            <w:tcBorders/>
+            <w:tcBorders>
+              <w:top w:val="single" w:sz="4" w:space="0" w:color="auto"/>
+              <w:left w:val="single" w:sz="4" w:space="0" w:color="auto"/>
+              <w:bottom w:val="single" w:sz="4" w:space="0" w:color="auto"/>
+              <w:right w:val="single" w:sz="4" w:space="0" w:color="auto"/>
+            </w:tcBorders>
+            <w:tcMar>
+              <w:top w:w="0" w:type="dxa"/>
+              <w:left w:w="108" w:type="dxa"/>
+              <w:bottom w:w="0" w:type="dxa"/>
+              <w:right w:w="108" w:type="dxa"/>
+            </w:tcMar>
           </w:tcPr>
           <w:p>
             <w:pPr>
@@ -874,29 +1358,40 @@
               <w:widowControl/>
               <w:jc w:val="start"/>
               <w:rPr>
-                <w:rFonts w:eastAsia="ＭＳ 明朝" w:cs=""/>
+                <w:rFonts w:eastAsia="ＭＳ 明朝"/>
                 <w:kern w:val="0"/>
                 <w:szCs w:val="22"/>
-                <w:lang w:val="en-US" w:eastAsia="en-US" w:bidi="ar-SA"/>
               </w:rPr>
             </w:pPr>
             <w:r>
               <w:rPr>
-                <w:rFonts w:eastAsia="ＭＳ 明朝" w:cs=""/>
+                <w:rFonts w:ascii="Calibri" w:hAnsi="Calibri" w:eastAsia="ＭＳ 明朝" w:cs="Calibri"/>
                 <w:b/>
+                <w:bCs/>
+                <w:color w:val="1F2933"/>
                 <w:kern w:val="0"/>
                 <w:sz w:val="21"/>
                 <w:szCs w:val="22"/>
-                <w:lang w:val="en-US" w:eastAsia="en-US" w:bidi="ar-SA"/>
               </w:rPr>
-              <w:t>Revision trail (5)</w:t>
+              <w:t>Two reads (5)</w:t>
             </w:r>
           </w:p>
         </w:tc>
         <w:tc>
           <w:tcPr>
             <w:tcW w:w="7671" w:type="dxa"/>
-            <w:tcBorders/>
+            <w:tcBorders>
+              <w:top w:val="single" w:sz="4" w:space="0" w:color="auto"/>
+              <w:left w:val="single" w:sz="4" w:space="0" w:color="auto"/>
+              <w:bottom w:val="single" w:sz="4" w:space="0" w:color="auto"/>
+              <w:right w:val="single" w:sz="4" w:space="0" w:color="auto"/>
+            </w:tcBorders>
+            <w:tcMar>
+              <w:top w:w="0" w:type="dxa"/>
+              <w:left w:w="108" w:type="dxa"/>
+              <w:bottom w:w="0" w:type="dxa"/>
+              <w:right w:w="108" w:type="dxa"/>
+            </w:tcMar>
           </w:tcPr>
           <w:p>
             <w:pPr>
@@ -904,94 +1399,200 @@
               <w:widowControl/>
               <w:jc w:val="start"/>
               <w:rPr>
-                <w:rFonts w:eastAsia="ＭＳ 明朝" w:cs=""/>
+                <w:rFonts w:eastAsia="ＭＳ 明朝"/>
                 <w:kern w:val="0"/>
                 <w:szCs w:val="22"/>
-                <w:lang w:val="en-US" w:eastAsia="en-US" w:bidi="ar-SA"/>
               </w:rPr>
             </w:pPr>
             <w:r>
               <w:rPr>
-                <w:rFonts w:eastAsia="ＭＳ 明朝" w:cs=""/>
-                <w:b w:val="false"/>
+                <w:rFonts w:ascii="Calibri" w:hAnsi="Calibri" w:eastAsia="ＭＳ 明朝" w:cs="Calibri"/>
+                <w:color w:val="1F2933"/>
                 <w:kern w:val="0"/>
                 <w:sz w:val="21"/>
                 <w:szCs w:val="22"/>
-                <w:lang w:val="en-US" w:eastAsia="en-US" w:bidi="ar-SA"/>
               </w:rPr>
-              <w:t>Alkimi's feedback, and what you changed and rejected, and why. Critical revision, not blind compliance. This is Document 2.</w:t>
-            </w:r>
-          </w:p>
-        </w:tc>
-      </w:tr>
-      <w:tr>
-        <w:trPr/>
-        <w:tc>
-          <w:tcPr>
-            <w:tcW w:w="1800" w:type="dxa"/>
-            <w:tcBorders/>
-          </w:tcPr>
-          <w:p>
-            <w:pPr>
-              <w:pStyle w:val="Normal"/>
-              <w:widowControl/>
-              <w:jc w:val="start"/>
-              <w:rPr>
-                <w:rFonts w:eastAsia="ＭＳ 明朝" w:cs=""/>
-                <w:kern w:val="0"/>
-                <w:szCs w:val="22"/>
-                <w:lang w:val="en-US" w:eastAsia="en-US" w:bidi="ar-SA"/>
-              </w:rPr>
-            </w:pPr>
-            <w:r>
-              <w:rPr>
-                <w:rFonts w:eastAsia="ＭＳ 明朝" w:cs=""/>
-                <w:b/>
-                <w:kern w:val="0"/>
-                <w:sz w:val="21"/>
-                <w:szCs w:val="22"/>
-                <w:lang w:val="en-US" w:eastAsia="en-US" w:bidi="ar-SA"/>
-              </w:rPr>
-              <w:t>Total (25)</w:t>
-            </w:r>
-          </w:p>
-        </w:tc>
-        <w:tc>
-          <w:tcPr>
-            <w:tcW w:w="7671" w:type="dxa"/>
-            <w:tcBorders/>
-          </w:tcPr>
-          <w:p>
-            <w:pPr>
-              <w:pStyle w:val="Normal"/>
-              <w:widowControl/>
-              <w:jc w:val="start"/>
-              <w:rPr>
-                <w:rFonts w:eastAsia="ＭＳ 明朝" w:cs=""/>
-                <w:kern w:val="0"/>
-                <w:szCs w:val="22"/>
-                <w:lang w:val="en-US" w:eastAsia="en-US" w:bidi="ar-SA"/>
-              </w:rPr>
-            </w:pPr>
-            <w:r>
-              <w:rPr>
-                <w:rFonts w:eastAsia="ＭＳ 明朝" w:cs=""/>
-                <w:kern w:val="0"/>
-                <w:szCs w:val="22"/>
-                <w:lang w:val="en-US" w:eastAsia="en-US" w:bidi="ar-SA"/>
-              </w:rPr>
+              <w:t>Evidence you tested with a human first, then with Alkimi, and revised critically — not blindly — from both. What you changed, what you rejected, and why. This is Document 2.</w:t>
             </w:r>
           </w:p>
         </w:tc>
       </w:tr>
     </w:tbl>
+    <w:p>
+      <w:pPr>
+        <w:spacing w:line="240" w:lineRule="auto"/>
+        <w:jc w:val="start"/>
+      </w:pPr>
+    </w:p>
+    <w:p>
+      <w:pPr>
+        <w:spacing w:line="240" w:lineRule="auto"/>
+      </w:pPr>
+      <w:r>
+        <w:rPr>
+          <w:rFonts w:ascii="Calibri" w:cs="Calibri"/>
+          <w:b/>
+          <w:bCs/>
+          <w:kern w:val="0"/>
+          <w:sz w:val="22"/>
+          <w:szCs w:val="22"/>
+        </w:rPr>
+        <w:t>The Prompt to Give Alkimi</w:t>
+      </w:r>
+    </w:p>
+    <w:p>
+      <w:pPr>
+        <w:pStyle w:val="Normal"/>
+        <w:spacing w:line="240" w:lineRule="auto"/>
+        <w:jc w:val="start"/>
+      </w:pPr>
+      <w:r>
+        <w:rPr>
+          <w:rFonts w:ascii="Calibri" w:cs="Calibri"/>
+          <w:kern w:val="0"/>
+          <w:sz w:val="22"/>
+          <w:szCs w:val="22"/>
+        </w:rPr>
+        <w:t>Paste your task, the grade level, and your research question. Then give Alkimi this prompt:</w:t>
+      </w:r>
+    </w:p>
+    <w:p>
+      <w:pPr>
+        <w:pStyle w:val="Normal"/>
+        <w:spacing w:before="60" w:line="240" w:lineRule="auto"/>
+        <w:ind w:left="360"/>
+        <w:jc w:val="start"/>
+      </w:pPr>
+      <w:r>
+        <w:rPr>
+          <w:rFonts w:ascii="Calibri" w:cs="Calibri"/>
+          <w:i/>
+          <w:iCs/>
+          <w:kern w:val="0"/>
+          <w:sz w:val="22"/>
+          <w:szCs w:val="22"/>
+        </w:rPr>
+        <w:t>You are a critical friend helping me judge a mathematics task I designed for one student. Do not rewrite the task or invent a new one — test the one I give you and point at what to fix.</w:t>
+      </w:r>
+    </w:p>
+    <w:p>
+      <w:pPr>
+        <w:pStyle w:val="Normal"/>
+        <w:spacing w:line="240" w:lineRule="auto"/>
+        <w:ind w:left="360"/>
+        <w:jc w:val="start"/>
+      </w:pPr>
+      <w:r>
+        <w:rPr>
+          <w:rFonts w:ascii="Calibri" w:cs="Calibri"/>
+          <w:i/>
+          <w:iCs/>
+          <w:kern w:val="0"/>
+          <w:sz w:val="22"/>
+          <w:szCs w:val="22"/>
+        </w:rPr>
+        <w:t>Answer four things, plainly and honestly:</w:t>
+      </w:r>
+    </w:p>
+    <w:p>
+      <w:pPr>
+        <w:pStyle w:val="Normal"/>
+        <w:spacing w:line="240" w:lineRule="auto"/>
+        <w:ind w:left="360"/>
+        <w:jc w:val="start"/>
+      </w:pPr>
+      <w:r>
+        <w:rPr>
+          <w:rFonts w:ascii="Calibri" w:cs="Calibri"/>
+          <w:i/>
+          <w:iCs/>
+          <w:kern w:val="0"/>
+          <w:sz w:val="22"/>
+          <w:szCs w:val="22"/>
+        </w:rPr>
+        <w:t>1. What are all the genuinely different ways a student at this grade might solve this? List the strategies and representations.</w:t>
+      </w:r>
+    </w:p>
+    <w:p>
+      <w:pPr>
+        <w:pStyle w:val="Normal"/>
+        <w:spacing w:line="240" w:lineRule="auto"/>
+        <w:ind w:left="360"/>
+        <w:jc w:val="start"/>
+      </w:pPr>
+      <w:r>
+        <w:rPr>
+          <w:rFonts w:ascii="Calibri" w:cs="Calibri"/>
+          <w:i/>
+          <w:iCs/>
+          <w:kern w:val="0"/>
+          <w:sz w:val="22"/>
+          <w:szCs w:val="22"/>
+        </w:rPr>
+        <w:t>2. Is that range wide enough for the task to be truly open to strategies, or does it funnel everyone toward one method?</w:t>
+      </w:r>
+    </w:p>
+    <w:p>
+      <w:pPr>
+        <w:pStyle w:val="Normal"/>
+        <w:spacing w:line="240" w:lineRule="auto"/>
+        <w:ind w:left="360"/>
+        <w:jc w:val="start"/>
+      </w:pPr>
+      <w:r>
+        <w:rPr>
+          <w:rFonts w:ascii="Calibri" w:cs="Calibri"/>
+          <w:i/>
+          <w:iCs/>
+          <w:kern w:val="0"/>
+          <w:sz w:val="22"/>
+          <w:szCs w:val="22"/>
+        </w:rPr>
+        <w:t>3. Where could a student finish this without showing the thinking my research question is about? Name the spots.</w:t>
+      </w:r>
+    </w:p>
+    <w:p>
+      <w:pPr>
+        <w:pStyle w:val="Normal"/>
+        <w:spacing w:line="240" w:lineRule="auto"/>
+        <w:ind w:left="360"/>
+        <w:jc w:val="start"/>
+      </w:pPr>
+      <w:r>
+        <w:rPr>
+          <w:rFonts w:ascii="Calibri" w:cs="Calibri"/>
+          <w:i/>
+          <w:iCs/>
+          <w:kern w:val="0"/>
+          <w:sz w:val="22"/>
+          <w:szCs w:val="22"/>
+        </w:rPr>
+        <w:t>4. What one or two changes would make it stronger?</w:t>
+      </w:r>
+    </w:p>
+    <w:p>
+      <w:pPr>
+        <w:pStyle w:val="Normal"/>
+        <w:spacing w:line="240" w:lineRule="auto"/>
+        <w:ind w:left="360"/>
+        <w:jc w:val="start"/>
+      </w:pPr>
+      <w:r>
+        <w:rPr>
+          <w:rFonts w:ascii="Calibri" w:cs="Calibri"/>
+          <w:i/>
+          <w:iCs/>
+          <w:kern w:val="0"/>
+          <w:sz w:val="22"/>
+          <w:szCs w:val="22"/>
+        </w:rPr>
+        <w:t>Treat the strategies you list as possibilities to watch for with a real child, not facts about how children think. If the task is weak, say so.</w:t>
+      </w:r>
+    </w:p>
     <w:sectPr>
       <w:type w:val="nextPage"/>
       <w:pgSz w:w="12240" w:h="15840"/>
-      <w:pgMar w:left="1296" w:right="1296" w:gutter="0" w:header="0" w:top="1008" w:footer="0" w:bottom="1008"/>
-      <w:pgNumType w:fmt="decimal"/>
-      <w:formProt w:val="false"/>
-      <w:textDirection w:val="lrTb"/>
+      <w:pgMar w:top="1008" w:right="1296" w:bottom="1008" w:left="1296" w:header="0" w:footer="0" w:gutter="0"/>
       <w:docGrid w:type="default" w:linePitch="360" w:charSpace="0"/>
     </w:sectPr>
   </w:body>

--- a/week-8-rich-tasks/week-8-rich-task.docx
+++ b/week-8-rich-tasks/week-8-rich-task.docx
@@ -92,7 +92,7 @@
           <w:sz w:val="22"/>
           <w:szCs w:val="22"/>
         </w:rPr>
-        <w:t>Your research question asks how one learner understands a piece of mathematics. Now you build the instrument that lets you find out: a rich task, the During of your nested lesson. Its job is to make your learner's understanding of your concept visible, so the work they produce becomes evidence you can analyze. Most of your Case Study evidence will come from what your learner does with this task.</w:t>
+        <w:t>Your research question asks how students understand your concept. Now you build the instrument that lets you find out: a rich task, the During of your nested lesson. Its job is to make students' understanding of your concept visible, so the work they produce becomes evidence you can analyze. Most of your Case Study evidence will come from what students do with this task.</w:t>
       </w:r>
     </w:p>
     <w:p>
@@ -212,7 +212,7 @@
           <w:sz w:val="22"/>
           <w:szCs w:val="22"/>
         </w:rPr>
-        <w:t xml:space="preserve"> (low floor, high ceiling). Your learner can get in, and it still holds real depth.</w:t>
+        <w:t xml:space="preserve"> (low floor, high ceiling). Students can get in, and it still holds real depth.</w:t>
       </w:r>
     </w:p>
     <w:p>
@@ -447,7 +447,7 @@
           <w:sz w:val="22"/>
           <w:szCs w:val="22"/>
         </w:rPr>
-        <w:t>Find a rich task that could help answer your research question — one that could make your learner's thinking visible. NRICH is a good place to look. (If you have a research partner, find one task together.) Be ready to pose it on Thursday.</w:t>
+        <w:t>Find a rich task that could help answer your research question — one that could make students' thinking visible. NRICH is a good place to look. (If you have a research partner, find one task together.) Be ready to pose it on Thursday.</w:t>
       </w:r>
     </w:p>
     <w:p>
@@ -557,7 +557,7 @@
           <w:sz w:val="22"/>
           <w:szCs w:val="22"/>
         </w:rPr>
-        <w:t>). Read what it says, and keep a screenshot.</w:t>
+        <w:t>). Read what it says, and note what it surfaced.</w:t>
       </w:r>
     </w:p>
     <w:p>
@@ -681,7 +681,7 @@
           <w:sz w:val="22"/>
           <w:szCs w:val="22"/>
         </w:rPr>
-        <w:t xml:space="preserve"> your task. An Introduction with your original task, then your revised task, the three solution strategies you gathered, and where you predict your learner might get stuck (with any images).</w:t>
+        <w:t xml:space="preserve"> your task. An Introduction with your original task, then your revised task, the three solution strategies you gathered, and where you predict students might get stuck (with any images).</w:t>
       </w:r>
     </w:p>
     <w:p>
@@ -716,7 +716,7 @@
           <w:sz w:val="22"/>
           <w:szCs w:val="22"/>
         </w:rPr>
-        <w:t xml:space="preserve"> your two-reads reflection. How your Field Prep Partner(s) solved the task (with an image of their work), what their feedback and the NRICH comparison showed, then Alkimi's richness check (with a screenshot), and how both reads improved your task. Human first, then Alkimi.</w:t>
+        <w:t xml:space="preserve"> your two-reads reflection. How your Field Prep Partner(s) solved the task (with an image of their work), what their feedback and the NRICH comparison showed, then what Alkimi's richness check surfaced (in your own words), and how both reads improved your task. Human first, then Alkimi.</w:t>
       </w:r>
     </w:p>
     <w:p>
@@ -780,7 +780,7 @@
           <w:sz w:val="22"/>
           <w:szCs w:val="22"/>
         </w:rPr>
-        <w:t>The task is yours, designed for your learner and aimed at your question. You will workshop tasks with classmates and can borrow ideas, but the task you submit and defend is built for your child.</w:t>
+        <w:t>The task is yours, designed to investigate your concept and aimed at your question. You will workshop tasks with classmates and can borrow ideas, but the task you submit and defend is built to investigate your concept.</w:t>
       </w:r>
     </w:p>
     <w:p>
@@ -1330,7 +1330,7 @@
                 <w:sz w:val="21"/>
                 <w:szCs w:val="22"/>
               </w:rPr>
-              <w:t>Requires students to show or justify their thinking, so understanding surfaces. Names where your learner might get stuck and what it would reveal.</w:t>
+              <w:t>Requires students to show or justify their thinking, so understanding surfaces. Names where students might get stuck and what it would reveal.</w:t>
             </w:r>
           </w:p>
         </w:tc>
@@ -1472,7 +1472,7 @@
           <w:sz w:val="22"/>
           <w:szCs w:val="22"/>
         </w:rPr>
-        <w:t>You are a critical friend helping me judge a mathematics task I designed for one student. Do not rewrite the task or invent a new one — test the one I give you and point at what to fix.</w:t>
+        <w:t>You are a critical friend helping me judge a mathematics task I designed to investigate how students understand a concept. Do not rewrite the task or invent a new one — test the one I give you and point at what to fix.</w:t>
       </w:r>
     </w:p>
     <w:p>
@@ -1586,7 +1586,7 @@
           <w:sz w:val="22"/>
           <w:szCs w:val="22"/>
         </w:rPr>
-        <w:t>Treat the strategies you list as possibilities to watch for with a real child, not facts about how children think. If the task is weak, say so.</w:t>
+        <w:t>Treat the strategies you list as possibilities to watch for with real students, not facts about how children think. If the task is weak, say so.</w:t>
       </w:r>
     </w:p>
     <w:sectPr>

--- a/week-8-rich-tasks/week-8-rich-task.docx
+++ b/week-8-rich-tasks/week-8-rich-task.docx
@@ -424,7 +424,7 @@
           <w:sz w:val="22"/>
           <w:szCs w:val="22"/>
         </w:rPr>
-        <w:t>Tuesday</w:t>
+        <w:t>Studio</w:t>
       </w:r>
     </w:p>
     <w:p>
@@ -447,7 +447,7 @@
           <w:sz w:val="22"/>
           <w:szCs w:val="22"/>
         </w:rPr>
-        <w:t>Find a rich task that could help answer your research question — one that could make students' thinking visible. NRICH is a good place to look. (If you have a research partner, find one task together.) Be ready to pose it on Thursday.</w:t>
+        <w:t>Find a rich task that could help answer your research question — one that could make students' thinking visible. NRICH is a good place to look. (If you have a research partner, find one task together.) Be ready to pose it in the clinic.</w:t>
       </w:r>
     </w:p>
     <w:p>
@@ -466,7 +466,7 @@
           <w:sz w:val="22"/>
           <w:szCs w:val="22"/>
         </w:rPr>
-        <w:t>Thursday</w:t>
+        <w:t>Clinic</w:t>
       </w:r>
     </w:p>
     <w:p>
